--- a/data/outputs/v2/Physics/SS3.1_Radioactivity_and_Stability_of_Isotopes/Physics_Radioactivity_and_Stability_of_Isotopes_FinalExplanation.docx
+++ b/data/outputs/v2/Physics/SS3.1_Radioactivity_and_Stability_of_Isotopes/Physics_Radioactivity_and_Stability_of_Isotopes_FinalExplanation.docx
@@ -38,6 +38,177 @@
           <w:szCs w:val="22"/>
         </w:rPr>
         <w:t xml:space="preserve">Student Assessment Document</w:t>
+      </w:r>
+    </w:p>
+    <w:p>
+      <w:pPr>
+        <w:spacing w:after="80" w:before="120"/>
+      </w:pPr>
+      <w:r>
+        <w:rPr>
+          <w:rFonts w:ascii="Arial" w:cs="Arial" w:eastAsia="Arial" w:hAnsi="Arial"/>
+          <w:b/>
+          <w:bCs/>
+          <w:color w:val="1F3864"/>
+          <w:sz w:val="20"/>
+          <w:szCs w:val="20"/>
+        </w:rPr>
+        <w:t xml:space="preserve">ATTRIBUTION AND LICENSING</w:t>
+      </w:r>
+    </w:p>
+    <w:p>
+      <w:pPr>
+        <w:spacing w:after="60" w:before="0"/>
+      </w:pPr>
+      <w:r>
+        <w:rPr>
+          <w:rFonts w:ascii="Arial" w:cs="Arial" w:eastAsia="Arial" w:hAnsi="Arial"/>
+          <w:b/>
+          <w:bCs/>
+          <w:sz w:val="17"/>
+          <w:szCs w:val="17"/>
+        </w:rPr>
+        <w:t xml:space="preserve">Curriculum Alignment: </w:t>
+      </w:r>
+      <w:r>
+        <w:rPr>
+          <w:rFonts w:ascii="Arial" w:cs="Arial" w:eastAsia="Arial" w:hAnsi="Arial"/>
+          <w:sz w:val="17"/>
+          <w:szCs w:val="17"/>
+        </w:rPr>
+        <w:t xml:space="preserve">Structured in pedagogical alignment with the competence-based curriculum format and learning outcomes established by the Kenya Institute of Curriculum Development (KICD). This material is independently developed and is not officially endorsed or published by KICD.</w:t>
+      </w:r>
+    </w:p>
+    <w:p>
+      <w:pPr>
+        <w:spacing w:after="60" w:before="0"/>
+      </w:pPr>
+      <w:r>
+        <w:rPr>
+          <w:rFonts w:ascii="Arial" w:cs="Arial" w:eastAsia="Arial" w:hAnsi="Arial"/>
+          <w:b/>
+          <w:bCs/>
+          <w:sz w:val="17"/>
+          <w:szCs w:val="17"/>
+        </w:rPr>
+        <w:t xml:space="preserve">Content &amp; Pedagogy: </w:t>
+      </w:r>
+      <w:r>
+        <w:rPr>
+          <w:rFonts w:ascii="Arial" w:cs="Arial" w:eastAsia="Arial" w:hAnsi="Arial"/>
+          <w:sz w:val="17"/>
+          <w:szCs w:val="17"/>
+        </w:rPr>
+        <w:t xml:space="preserve">Developed and adapted by the educator team at SeaVuria (registered 501(c)(3) in the United States and registered NGO in Kenya, No. 872-850A-BF11), who designed the pedagogical framework, lesson templates and exemplar lessons on which this material is based.</w:t>
+      </w:r>
+    </w:p>
+    <w:p>
+      <w:pPr>
+        <w:spacing w:after="60" w:before="0"/>
+      </w:pPr>
+      <w:r>
+        <w:rPr>
+          <w:rFonts w:ascii="Arial" w:cs="Arial" w:eastAsia="Arial" w:hAnsi="Arial"/>
+          <w:b/>
+          <w:bCs/>
+          <w:sz w:val="17"/>
+          <w:szCs w:val="17"/>
+        </w:rPr>
+        <w:t xml:space="preserve">Production &amp; Layout: </w:t>
+      </w:r>
+      <w:r>
+        <w:rPr>
+          <w:rFonts w:ascii="Arial" w:cs="Arial" w:eastAsia="Arial" w:hAnsi="Arial"/>
+          <w:sz w:val="17"/>
+          <w:szCs w:val="17"/>
+        </w:rPr>
+        <w:t xml:space="preserve">Educational design and curriculum sequencing by SeaVuria. Technical layout, structural formatting, and digital optimization/implementation executed in partnership with ARES Education (registered 501(c)(3) in the United States and Canada (as Afretech Aid) and registered NGO in Kenya), with lesson drafting and compilation assisted by AI (Claude, Anthropic).</w:t>
+      </w:r>
+    </w:p>
+    <w:p>
+      <w:pPr>
+        <w:pBdr>
+          <w:bottom w:val="single" w:color="1F3864" w:sz="6" w:space="6"/>
+        </w:pBdr>
+        <w:spacing w:after="60" w:before="0"/>
+      </w:pPr>
+      <w:r>
+        <w:rPr>
+          <w:rFonts w:ascii="Arial" w:cs="Arial" w:eastAsia="Arial" w:hAnsi="Arial"/>
+          <w:b/>
+          <w:bCs/>
+          <w:sz w:val="17"/>
+          <w:szCs w:val="17"/>
+        </w:rPr>
+        <w:t xml:space="preserve">Licensing &amp; Copyright: </w:t>
+      </w:r>
+      <w:r>
+        <w:rPr>
+          <w:rFonts w:ascii="Arial" w:cs="Arial" w:eastAsia="Arial" w:hAnsi="Arial"/>
+          <w:sz w:val="17"/>
+          <w:szCs w:val="17"/>
+        </w:rPr>
+        <w:t xml:space="preserve">© 2026 SeaVuria and ARES. This work is licensed under a </w:t>
+      </w:r>
+      <w:hyperlink w:history="1" r:id="rIdyig3ydy9-3i6ksmieqzts">
+        <w:r>
+          <w:rPr>
+            <w:rFonts w:ascii="Arial" w:cs="Arial" w:eastAsia="Arial" w:hAnsi="Arial"/>
+            <w:color w:val="1F6B75"/>
+            <w:sz w:val="17"/>
+            <w:szCs w:val="17"/>
+            <w:u w:val="single" w:color="1F6B75"/>
+          </w:rPr>
+          <w:t xml:space="preserve">Creative Commons Attribution-NonCommercial 4.0 International License</w:t>
+        </w:r>
+      </w:hyperlink>
+      <w:r>
+        <w:rPr>
+          <w:rFonts w:ascii="Arial" w:cs="Arial" w:eastAsia="Arial" w:hAnsi="Arial"/>
+          <w:sz w:val="17"/>
+          <w:szCs w:val="17"/>
+        </w:rPr>
+        <w:t xml:space="preserve"> (</w:t>
+      </w:r>
+      <w:hyperlink w:history="1" r:id="rIdh-pkbjlmquk_y-zcz7rre">
+        <w:r>
+          <w:rPr>
+            <w:rFonts w:ascii="Arial" w:cs="Arial" w:eastAsia="Arial" w:hAnsi="Arial"/>
+            <w:color w:val="1F6B75"/>
+            <w:sz w:val="17"/>
+            <w:szCs w:val="17"/>
+            <w:u w:val="single" w:color="1F6B75"/>
+          </w:rPr>
+          <w:t xml:space="preserve">CC BY-NC 4.0</w:t>
+        </w:r>
+      </w:hyperlink>
+      <w:r>
+        <w:rPr>
+          <w:rFonts w:ascii="Arial" w:cs="Arial" w:eastAsia="Arial" w:hAnsi="Arial"/>
+          <w:sz w:val="17"/>
+          <w:szCs w:val="17"/>
+        </w:rPr>
+        <w:t xml:space="preserve">). To view a copy of this license, visit </w:t>
+      </w:r>
+      <w:hyperlink w:history="1" r:id="rId2ztc_oa_mgws0ygzdmdam">
+        <w:r>
+          <w:rPr>
+            <w:rFonts w:ascii="Arial" w:cs="Arial" w:eastAsia="Arial" w:hAnsi="Arial"/>
+            <w:color w:val="1F6B75"/>
+            <w:sz w:val="17"/>
+            <w:szCs w:val="17"/>
+            <w:u w:val="single" w:color="1F6B75"/>
+          </w:rPr>
+          <w:t xml:space="preserve">https://creativecommons.org/licenses/by-nc/4.0/</w:t>
+        </w:r>
+      </w:hyperlink>
+      <w:r>
+        <w:rPr>
+          <w:rFonts w:ascii="Arial" w:cs="Arial" w:eastAsia="Arial" w:hAnsi="Arial"/>
+          <w:sz w:val="17"/>
+          <w:szCs w:val="17"/>
+        </w:rPr>
+        <w:t xml:space="preserve">. You are free to copy, redistribute, and adapt this material in any medium or format, provided appropriate credit is given and the material is not used for commercial purposes. KICD learning outcomes and curriculum designations reproduced here for alignment purposes remain the property of KICD and are not covered by this license. Linked external resources (e.g. CK-12, Khan Academy, PhET) are subject to their own licenses.</w:t>
       </w:r>
     </w:p>
     <w:p>

--- a/data/outputs/v2/Physics/SS3.1_Radioactivity_and_Stability_of_Isotopes/Physics_Radioactivity_and_Stability_of_Isotopes_FinalExplanation.docx
+++ b/data/outputs/v2/Physics/SS3.1_Radioactivity_and_Stability_of_Isotopes/Physics_Radioactivity_and_Stability_of_Isotopes_FinalExplanation.docx
@@ -95,7 +95,7 @@
                 <w:sz w:val="22"/>
                 <w:szCs w:val="22"/>
               </w:rPr>
-              <w:t xml:space="preserve">FINAL EXPLANATION: PHYSICS GRADE 10 — SUB-STRAND 3.1: RADIOACTIVITY AND STABILITY OF ISOTOPES</w:t>
+              <w:t xml:space="preserve">FINAL EXPLANATION: PHYSICS GRADE 10 – RADIOACTIVITY AND STABILITY OF ISOTOPES (3.1): FINAL EXPLANATION</w:t>
             </w:r>
           </w:p>
         </w:tc>
@@ -422,240 +422,7 @@
                 <w:sz w:val="18"/>
                 <w:szCs w:val="18"/>
               </w:rPr>
-              <w:t xml:space="preserve">Your Final Explanation is your chance to show everything you have learned across all 7 lessons about radioactivity. You will write a structured, evidence-based response to the driving question below. Read the driving question carefully before you begin.</w:t>
-            </w:r>
-          </w:p>
-          <w:p>
-            <w:pPr>
-              <w:spacing w:after="40" w:before="0"/>
-              <w:jc w:val="left"/>
-            </w:pPr>
-            <w:r>
-              <w:rPr>
-                <w:rFonts w:ascii="Arial" w:cs="Arial" w:eastAsia="Arial" w:hAnsi="Arial"/>
-                <w:b w:val="false"/>
-                <w:bCs w:val="false"/>
-                <w:i w:val="false"/>
-                <w:iCs w:val="false"/>
-                <w:color w:val="000000"/>
-                <w:sz w:val="18"/>
-                <w:szCs w:val="18"/>
-              </w:rPr>
-              <w:t xml:space="preserve"/>
-            </w:r>
-          </w:p>
-          <w:p>
-            <w:pPr>
-              <w:spacing w:after="40" w:before="0"/>
-              <w:jc w:val="left"/>
-            </w:pPr>
-            <w:r>
-              <w:rPr>
-                <w:rFonts w:ascii="Arial" w:cs="Arial" w:eastAsia="Arial" w:hAnsi="Arial"/>
-                <w:b w:val="false"/>
-                <w:bCs w:val="false"/>
-                <w:i w:val="false"/>
-                <w:iCs w:val="false"/>
-                <w:color w:val="000000"/>
-                <w:sz w:val="18"/>
-                <w:szCs w:val="18"/>
-              </w:rPr>
-              <w:t xml:space="preserve">DRIVING QUESTION: "Why do some atoms in Kenyan rocks spontaneously release invisible energy — and how can we harness or protect ourselves from that energy?"</w:t>
-            </w:r>
-          </w:p>
-          <w:p>
-            <w:pPr>
-              <w:spacing w:after="40" w:before="0"/>
-              <w:jc w:val="left"/>
-            </w:pPr>
-            <w:r>
-              <w:rPr>
-                <w:rFonts w:ascii="Arial" w:cs="Arial" w:eastAsia="Arial" w:hAnsi="Arial"/>
-                <w:b w:val="false"/>
-                <w:bCs w:val="false"/>
-                <w:i w:val="false"/>
-                <w:iCs w:val="false"/>
-                <w:color w:val="000000"/>
-                <w:sz w:val="18"/>
-                <w:szCs w:val="18"/>
-              </w:rPr>
-              <w:t xml:space="preserve"/>
-            </w:r>
-          </w:p>
-          <w:p>
-            <w:pPr>
-              <w:spacing w:after="40" w:before="0"/>
-              <w:jc w:val="left"/>
-            </w:pPr>
-            <w:r>
-              <w:rPr>
-                <w:rFonts w:ascii="Arial" w:cs="Arial" w:eastAsia="Arial" w:hAnsi="Arial"/>
-                <w:b w:val="false"/>
-                <w:bCs w:val="false"/>
-                <w:i w:val="false"/>
-                <w:iCs w:val="false"/>
-                <w:color w:val="000000"/>
-                <w:sz w:val="18"/>
-                <w:szCs w:val="18"/>
-              </w:rPr>
-              <w:t xml:space="preserve">BEFORE YOU WRITE:</w:t>
-            </w:r>
-          </w:p>
-          <w:p>
-            <w:pPr>
-              <w:spacing w:after="30" w:before="0"/>
-              <w:ind w:left="360" w:hanging="180"/>
-              <w:jc w:val="left"/>
-            </w:pPr>
-            <w:r>
-              <w:rPr>
-                <w:rFonts w:ascii="Arial" w:cs="Arial" w:eastAsia="Arial" w:hAnsi="Arial"/>
-                <w:b w:val="false"/>
-                <w:bCs w:val="false"/>
-                <w:i w:val="false"/>
-                <w:iCs w:val="false"/>
-                <w:color w:val="000000"/>
-                <w:sz w:val="18"/>
-                <w:szCs w:val="18"/>
-              </w:rPr>
-              <w:t xml:space="preserve">–  Re-read your Driving Question Board (DQB) entries and any notes you made during the lessons.</w:t>
-            </w:r>
-          </w:p>
-          <w:p>
-            <w:pPr>
-              <w:spacing w:after="30" w:before="0"/>
-              <w:ind w:left="360" w:hanging="180"/>
-              <w:jc w:val="left"/>
-            </w:pPr>
-            <w:r>
-              <w:rPr>
-                <w:rFonts w:ascii="Arial" w:cs="Arial" w:eastAsia="Arial" w:hAnsi="Arial"/>
-                <w:b w:val="false"/>
-                <w:bCs w:val="false"/>
-                <w:i w:val="false"/>
-                <w:iCs w:val="false"/>
-                <w:color w:val="000000"/>
-                <w:sz w:val="18"/>
-                <w:szCs w:val="18"/>
-              </w:rPr>
-              <w:t xml:space="preserve">–  Think back to the anchoring phenomenon — the pitchblende ore that exposed photographic film in complete darkness. Every section of your answer should connect back to explaining what is really happening inside that rock, and why it matters.</w:t>
-            </w:r>
-          </w:p>
-          <w:p>
-            <w:pPr>
-              <w:spacing w:after="30" w:before="0"/>
-              <w:ind w:left="360" w:hanging="180"/>
-              <w:jc w:val="left"/>
-            </w:pPr>
-            <w:r>
-              <w:rPr>
-                <w:rFonts w:ascii="Arial" w:cs="Arial" w:eastAsia="Arial" w:hAnsi="Arial"/>
-                <w:b w:val="false"/>
-                <w:bCs w:val="false"/>
-                <w:i w:val="false"/>
-                <w:iCs w:val="false"/>
-                <w:color w:val="000000"/>
-                <w:sz w:val="18"/>
-                <w:szCs w:val="18"/>
-              </w:rPr>
-              <w:t xml:space="preserve">–  Use scientific vocabulary correctly. Key terms you should use include: nucleus, proton, neutron, isotope, nucleon number, proton number, belt of stability, radioactive decay, alpha (α) particle, beta (β) particle, gamma (γ) radiation, nuclear equation, half-life, ionisation, Geiger-Müller tube, and fission/fusion.</w:t>
-            </w:r>
-          </w:p>
-          <w:p>
-            <w:pPr>
-              <w:spacing w:after="30" w:before="0"/>
-              <w:ind w:left="360" w:hanging="180"/>
-              <w:jc w:val="left"/>
-            </w:pPr>
-            <w:r>
-              <w:rPr>
-                <w:rFonts w:ascii="Arial" w:cs="Arial" w:eastAsia="Arial" w:hAnsi="Arial"/>
-                <w:b w:val="false"/>
-                <w:bCs w:val="false"/>
-                <w:i w:val="false"/>
-                <w:iCs w:val="false"/>
-                <w:color w:val="000000"/>
-                <w:sz w:val="18"/>
-                <w:szCs w:val="18"/>
-              </w:rPr>
-              <w:t xml:space="preserve">–  Use Kenya-relevant examples wherever possible — Kenyan geology, hospitals, agriculture, and energy contexts are all fair game.</w:t>
-            </w:r>
-          </w:p>
-          <w:p>
-            <w:pPr>
-              <w:spacing w:after="30" w:before="0"/>
-              <w:ind w:left="360" w:hanging="180"/>
-              <w:jc w:val="left"/>
-            </w:pPr>
-            <w:r>
-              <w:rPr>
-                <w:rFonts w:ascii="Arial" w:cs="Arial" w:eastAsia="Arial" w:hAnsi="Arial"/>
-                <w:b w:val="false"/>
-                <w:bCs w:val="false"/>
-                <w:i w:val="false"/>
-                <w:iCs w:val="false"/>
-                <w:color w:val="000000"/>
-                <w:sz w:val="18"/>
-                <w:szCs w:val="18"/>
-              </w:rPr>
-              <w:t xml:space="preserve">–  Write in full sentences and organised paragraphs. Each section has a guiding prompt and a word-count guide to help you.</w:t>
-            </w:r>
-          </w:p>
-          <w:p>
-            <w:pPr>
-              <w:spacing w:after="40" w:before="0"/>
-              <w:jc w:val="left"/>
-            </w:pPr>
-            <w:r>
-              <w:rPr>
-                <w:rFonts w:ascii="Arial" w:cs="Arial" w:eastAsia="Arial" w:hAnsi="Arial"/>
-                <w:b w:val="false"/>
-                <w:bCs w:val="false"/>
-                <w:i w:val="false"/>
-                <w:iCs w:val="false"/>
-                <w:color w:val="000000"/>
-                <w:sz w:val="18"/>
-                <w:szCs w:val="18"/>
-              </w:rPr>
-              <w:t xml:space="preserve"/>
-            </w:r>
-          </w:p>
-          <w:p>
-            <w:pPr>
-              <w:spacing w:after="40" w:before="0"/>
-              <w:jc w:val="left"/>
-            </w:pPr>
-            <w:r>
-              <w:rPr>
-                <w:rFonts w:ascii="Arial" w:cs="Arial" w:eastAsia="Arial" w:hAnsi="Arial"/>
-                <w:b w:val="false"/>
-                <w:bCs w:val="false"/>
-                <w:i w:val="false"/>
-                <w:iCs w:val="false"/>
-                <w:color w:val="000000"/>
-                <w:sz w:val="18"/>
-                <w:szCs w:val="18"/>
-              </w:rPr>
-              <w:t xml:space="preserve">ASSESSMENT INFORMATION:</w:t>
-            </w:r>
-          </w:p>
-          <w:p>
-            <w:pPr>
-              <w:spacing w:after="40" w:before="0"/>
-              <w:jc w:val="left"/>
-            </w:pPr>
-            <w:r>
-              <w:rPr>
-                <w:rFonts w:ascii="Arial" w:cs="Arial" w:eastAsia="Arial" w:hAnsi="Arial"/>
-                <w:b w:val="false"/>
-                <w:bCs w:val="false"/>
-                <w:i w:val="false"/>
-                <w:iCs w:val="false"/>
-                <w:color w:val="000000"/>
-                <w:sz w:val="18"/>
-                <w:szCs w:val="18"/>
-              </w:rPr>
-              <w:t xml:space="preserve">This Final Explanation is worth a major portion of your Sub-strand 3.1 grade. Your teacher will mark your response using the rubric at the end of this document. Aim for the "Excellent" descriptor in every criterion. There is no single "right" answer — what matters is that your explanation is accurate, well-reasoned, connected to evidence, and clearly communicated.</w:t>
+              <w:t xml:space="preserve">This is your Final Explanation for the unit. Use everything you have learned from Lesson 1 to Lesson 7 to explain the case of 'The Invisible Killer in the Rock': a piece of pitchblende (uranium ore) placed next to photographic film in complete darkness left a clear exposure on the film. Answer each section in the space under its prompt. Write in full sentences, use correct science words (nucleus, isotope, belt of stability, half-life, alpha, beta, gamma), and write nuclear equations where asked. Always link your ideas back to the rock. Use Kenyan examples from our lessons where you can. Your teacher will mark your work using the rubric.</w:t>
             </w:r>
           </w:p>
         </w:tc>
@@ -683,14 +450,12 @@
         <w:tblLayout w:type="fixed"/>
       </w:tblPr>
       <w:tblGrid>
-        <w:gridCol w:w="3000"/>
-        <w:gridCol w:w="10680"/>
+        <w:gridCol w:w="13680"/>
       </w:tblGrid>
       <w:tr>
         <w:tc>
           <w:tcPr>
             <w:tcW w:type="dxa" w:w="13680"/>
-            <w:gridSpan w:val="2"/>
             <w:shd w:fill="1F3864" w:color="auto" w:val="clear"/>
             <w:tcMar>
               <w:top w:type="dxa" w:w="60"/>
@@ -716,15 +481,15 @@
                 <w:sz w:val="22"/>
                 <w:szCs w:val="22"/>
               </w:rPr>
-              <w:t xml:space="preserve">Section 1 — The Mystery of the Rock: Nuclear Structure and Isotopes</w:t>
-            </w:r>
-          </w:p>
-        </w:tc>
-      </w:tr>
-      <w:tr>
-        <w:tc>
-          <w:tcPr>
-            <w:tcW w:type="dxa" w:w="3000"/>
+              <w:t xml:space="preserve">Part 1: Why is the rock radioactive?</w:t>
+            </w:r>
+          </w:p>
+        </w:tc>
+      </w:tr>
+      <w:tr>
+        <w:tc>
+          <w:tcPr>
+            <w:tcW w:type="dxa" w:w="13680"/>
             <w:shd w:fill="D9EEF1" w:color="auto" w:val="clear"/>
             <w:tcMar>
               <w:top w:type="dxa" w:w="60"/>
@@ -750,13 +515,18 @@
                 <w:sz w:val="18"/>
                 <w:szCs w:val="18"/>
               </w:rPr>
-              <w:t xml:space="preserve">Explain why the pitchblende rock was able to expose the photographic film without any light, heat, or sound. In your answer, describe the structure of an atom's nucleus (protons, neutrons, nucleon number, proton number) and explain what an isotope is. Use uranium as your main example. Why do different isotopes of the same element behave so differently? (Suggested length: 150–200 words)</w:t>
-            </w:r>
-          </w:p>
-        </w:tc>
-        <w:tc>
-          <w:tcPr>
-            <w:tcW w:type="dxa" w:w="10680"/>
+              <w:t xml:space="preserve">Our driving question asks: 'Why do some atoms in Kenyan rocks spontaneously release invisible energy?' (a) Explain what the nucleus of an atom is made of and what the terms atomic number (Z), mass number (A) and neutron number (N) mean. (b) Explain what an isotope is, using Carbon-12 and Carbon-14 as your example. (c) Using the idea of the belt of stability on an N vs Z graph, explain why the uranium-238 in the pitchblende is different from stable nuclei, and why this is a nuclear process and not a chemical one.</w:t>
+            </w:r>
+          </w:p>
+        </w:tc>
+      </w:tr>
+      <w:tr>
+        <w:trPr>
+          <w:trHeight w:val="4200" w:hRule="atLeast"/>
+        </w:trPr>
+        <w:tc>
+          <w:tcPr>
+            <w:tcW w:type="dxa" w:w="13680"/>
             <w:shd w:fill="FFFFFF" w:color="auto" w:val="clear"/>
             <w:tcMar>
               <w:top w:type="dxa" w:w="60"/>
@@ -776,13 +546,13 @@
                 <w:rFonts w:ascii="Arial" w:cs="Arial" w:eastAsia="Arial" w:hAnsi="Arial"/>
                 <w:b w:val="false"/>
                 <w:bCs w:val="false"/>
-                <w:i w:val="false"/>
-                <w:iCs w:val="false"/>
-                <w:color w:val="000000"/>
-                <w:sz w:val="18"/>
-                <w:szCs w:val="18"/>
-              </w:rPr>
-              <w:t xml:space="preserve">When the pitchblende ore was placed next to photographic film in complete darkness, it still caused an exposure — not because of light or heat, but because of radiation released spontaneously from inside the atoms of the rock itself. To understand why, we need to look at the nucleus. Every atom has a nucleus made up of protons and neutrons, collectively called nucleons. The proton number (Z) tells you how many protons are present and determines which element the atom is. The nucleon number (A) is the total count of protons and neutrons. Isotopes are atoms of the same element that share the same proton number but have different numbers of neutrons — and therefore different nucleon numbers. Uranium, the main radioactive element in pitchblende, has several isotopes. Uranium-238 (²³⁸₉₂U) and Uranium-235 (²³⁵₉₂U) both have 92 protons, but U-238 has 146 neutrons while U-235 has only 143. This difference in neutron count dramatically changes how stable the nucleus is. Stable isotopes hold together indefinitely; unstable isotopes — like those found in pitchblende ore — spontaneously break apart, releasing energy in the process. That released energy is what darkened the film.</w:t>
+                <w:i/>
+                <w:iCs/>
+                <w:color w:val="808080"/>
+                <w:sz w:val="18"/>
+                <w:szCs w:val="18"/>
+              </w:rPr>
+              <w:t xml:space="preserve">Write your answer here:</w:t>
             </w:r>
           </w:p>
         </w:tc>
@@ -810,14 +580,12 @@
         <w:tblLayout w:type="fixed"/>
       </w:tblPr>
       <w:tblGrid>
-        <w:gridCol w:w="3000"/>
-        <w:gridCol w:w="10680"/>
+        <w:gridCol w:w="13680"/>
       </w:tblGrid>
       <w:tr>
         <w:tc>
           <w:tcPr>
             <w:tcW w:type="dxa" w:w="13680"/>
-            <w:gridSpan w:val="2"/>
             <w:shd w:fill="1F3864" w:color="auto" w:val="clear"/>
             <w:tcMar>
               <w:top w:type="dxa" w:w="60"/>
@@ -843,15 +611,15 @@
                 <w:sz w:val="22"/>
                 <w:szCs w:val="22"/>
               </w:rPr>
-              <w:t xml:space="preserve">Section 2 — Why Some Nuclei Are Unstable: The Belt of Stability and Radioactive Decay</w:t>
-            </w:r>
-          </w:p>
-        </w:tc>
-      </w:tr>
-      <w:tr>
-        <w:tc>
-          <w:tcPr>
-            <w:tcW w:type="dxa" w:w="3000"/>
+              <w:t xml:space="preserve">Part 2: What is coming out of the rock?</w:t>
+            </w:r>
+          </w:p>
+        </w:tc>
+      </w:tr>
+      <w:tr>
+        <w:tc>
+          <w:tcPr>
+            <w:tcW w:type="dxa" w:w="13680"/>
             <w:shd w:fill="D9EEF1" w:color="auto" w:val="clear"/>
             <w:tcMar>
               <w:top w:type="dxa" w:w="60"/>
@@ -877,13 +645,18 @@
                 <w:sz w:val="18"/>
                 <w:szCs w:val="18"/>
               </w:rPr>
-              <w:t xml:space="preserve">Explain what the 'belt of stability' is and how it helps us predict whether a nucleus is likely to be radioactive. Then describe the three main types of radioactive decay (alpha, beta, and gamma), including what is emitted in each, how far each type travels, and what each type can penetrate. Write and explain at least ONE balanced nuclear equation for a decay process. Connect your answer back to what is happening inside the pitchblende rock. (Suggested length: 200–250 words)</w:t>
-            </w:r>
-          </w:p>
-        </w:tc>
-        <w:tc>
-          <w:tcPr>
-            <w:tcW w:type="dxa" w:w="10680"/>
+              <w:t xml:space="preserve">(a) Name the three types of radiation that unstable nuclei can emit. For each, state its charge, its relative penetrating power and what stops it. (b) Alpha radiation has the highest ionising ability, yet it is considered the least penetrating. Explain how both can be true. (c) Explain why alpha particles from the ore are still dangerous in a Kenyan mining situation even though paper stops them.</w:t>
+            </w:r>
+          </w:p>
+        </w:tc>
+      </w:tr>
+      <w:tr>
+        <w:trPr>
+          <w:trHeight w:val="4200" w:hRule="atLeast"/>
+        </w:trPr>
+        <w:tc>
+          <w:tcPr>
+            <w:tcW w:type="dxa" w:w="13680"/>
             <w:shd w:fill="FFFFFF" w:color="auto" w:val="clear"/>
             <w:tcMar>
               <w:top w:type="dxa" w:w="60"/>
@@ -903,89 +676,13 @@
                 <w:rFonts w:ascii="Arial" w:cs="Arial" w:eastAsia="Arial" w:hAnsi="Arial"/>
                 <w:b w:val="false"/>
                 <w:bCs w:val="false"/>
-                <w:i w:val="false"/>
-                <w:iCs w:val="false"/>
-                <w:color w:val="000000"/>
-                <w:sz w:val="18"/>
-                <w:szCs w:val="18"/>
-              </w:rPr>
-              <w:t xml:space="preserve">Not all nuclei are equally stable. Scientists have mapped the neutron-to-proton (n/p) ratio of every known isotope on a graph called the belt of stability (or valley of stability). Nuclei that fall within this belt are stable; those that fall outside it are unstable and will undergo radioactive decay — spontaneously reorganising their nuclei to move closer to stability. Uranium-238, found in the pitchblende rock, lies far outside the belt, which is exactly why it keeps emitting radiation without any external energy input.</w:t>
-            </w:r>
-          </w:p>
-          <w:p>
-            <w:pPr>
-              <w:spacing w:after="40" w:before="0"/>
-              <w:jc w:val="left"/>
-            </w:pPr>
-            <w:r>
-              <w:rPr>
-                <w:rFonts w:ascii="Arial" w:cs="Arial" w:eastAsia="Arial" w:hAnsi="Arial"/>
-                <w:b w:val="false"/>
-                <w:bCs w:val="false"/>
-                <w:i w:val="false"/>
-                <w:iCs w:val="false"/>
-                <w:color w:val="000000"/>
-                <w:sz w:val="18"/>
-                <w:szCs w:val="18"/>
-              </w:rPr>
-              <w:t xml:space="preserve"/>
-            </w:r>
-          </w:p>
-          <w:p>
-            <w:pPr>
-              <w:spacing w:after="40" w:before="0"/>
-              <w:jc w:val="left"/>
-            </w:pPr>
-            <w:r>
-              <w:rPr>
-                <w:rFonts w:ascii="Arial" w:cs="Arial" w:eastAsia="Arial" w:hAnsi="Arial"/>
-                <w:b w:val="false"/>
-                <w:bCs w:val="false"/>
-                <w:i w:val="false"/>
-                <w:iCs w:val="false"/>
-                <w:color w:val="000000"/>
-                <w:sz w:val="18"/>
-                <w:szCs w:val="18"/>
-              </w:rPr>
-              <w:t xml:space="preserve">There are three main types of radioactive decay. Alpha (α) decay occurs when the nucleus ejects an alpha particle — a cluster of 2 protons and 2 neutrons, identical to a helium-4 nucleus. Alpha particles travel only a few centimetres in air and are stopped by a sheet of paper or skin, but they are highly ionising. For example, the alpha decay of Uranium-238 can be written as: ²³⁸₉₂U → ²³⁴₉₀Th + ⁴₂He. Notice that the nucleon number decreases by 4 and the proton number decreases by 2 — the equation is balanced on both sides.</w:t>
-            </w:r>
-          </w:p>
-          <w:p>
-            <w:pPr>
-              <w:spacing w:after="40" w:before="0"/>
-              <w:jc w:val="left"/>
-            </w:pPr>
-            <w:r>
-              <w:rPr>
-                <w:rFonts w:ascii="Arial" w:cs="Arial" w:eastAsia="Arial" w:hAnsi="Arial"/>
-                <w:b w:val="false"/>
-                <w:bCs w:val="false"/>
-                <w:i w:val="false"/>
-                <w:iCs w:val="false"/>
-                <w:color w:val="000000"/>
-                <w:sz w:val="18"/>
-                <w:szCs w:val="18"/>
-              </w:rPr>
-              <w:t xml:space="preserve"/>
-            </w:r>
-          </w:p>
-          <w:p>
-            <w:pPr>
-              <w:spacing w:after="40" w:before="0"/>
-              <w:jc w:val="left"/>
-            </w:pPr>
-            <w:r>
-              <w:rPr>
-                <w:rFonts w:ascii="Arial" w:cs="Arial" w:eastAsia="Arial" w:hAnsi="Arial"/>
-                <w:b w:val="false"/>
-                <w:bCs w:val="false"/>
-                <w:i w:val="false"/>
-                <w:iCs w:val="false"/>
-                <w:color w:val="000000"/>
-                <w:sz w:val="18"/>
-                <w:szCs w:val="18"/>
-              </w:rPr>
-              <w:t xml:space="preserve">Beta (β) decay occurs when a neutron in the nucleus converts into a proton and a high-speed electron (the beta particle) is ejected. Beta particles can travel about a metre in air and are stopped by a few millimetres of aluminium. Gamma (γ) radiation is not a particle but a high-energy electromagnetic wave released when the nucleus loses excess energy after a decay. It is the most penetrating, requiring several centimetres of lead or metres of concrete to be significantly absorbed. Inside the pitchblende rock, all three types of decay are happening across a long chain of unstable nuclei, which is why the rock never seems to 'run out' of radiation on a human timescale.</w:t>
+                <w:i/>
+                <w:iCs/>
+                <w:color w:val="808080"/>
+                <w:sz w:val="18"/>
+                <w:szCs w:val="18"/>
+              </w:rPr>
+              <w:t xml:space="preserve">Write your answer here:</w:t>
             </w:r>
           </w:p>
         </w:tc>
@@ -1013,14 +710,12 @@
         <w:tblLayout w:type="fixed"/>
       </w:tblPr>
       <w:tblGrid>
-        <w:gridCol w:w="3000"/>
-        <w:gridCol w:w="10680"/>
+        <w:gridCol w:w="13680"/>
       </w:tblGrid>
       <w:tr>
         <w:tc>
           <w:tcPr>
             <w:tcW w:type="dxa" w:w="13680"/>
-            <w:gridSpan w:val="2"/>
             <w:shd w:fill="1F3864" w:color="auto" w:val="clear"/>
             <w:tcMar>
               <w:top w:type="dxa" w:w="60"/>
@@ -1046,15 +741,15 @@
                 <w:sz w:val="22"/>
                 <w:szCs w:val="22"/>
               </w:rPr>
-              <w:t xml:space="preserve">Section 3 — Measuring the Invisible: Detection and Half-Life</w:t>
-            </w:r>
-          </w:p>
-        </w:tc>
-      </w:tr>
-      <w:tr>
-        <w:tc>
-          <w:tcPr>
-            <w:tcW w:type="dxa" w:w="3000"/>
+              <w:t xml:space="preserve">Part 3: Nuclear equations and the stability plot</w:t>
+            </w:r>
+          </w:p>
+        </w:tc>
+      </w:tr>
+      <w:tr>
+        <w:tc>
+          <w:tcPr>
+            <w:tcW w:type="dxa" w:w="13680"/>
             <w:shd w:fill="D9EEF1" w:color="auto" w:val="clear"/>
             <w:tcMar>
               <w:top w:type="dxa" w:w="60"/>
@@ -1080,13 +775,18 @@
                 <w:sz w:val="18"/>
                 <w:szCs w:val="18"/>
               </w:rPr>
-              <w:t xml:space="preserve">Describe how scientists and medical professionals detect radiation (include at least TWO detection methods, e.g. Geiger-Müller tube, photographic film, cloud chamber). Then explain the concept of half-life: what it means, how it is calculated or read from a decay curve, and why it is useful. Give a worked example using realistic numbers. How does half-life explain why the pitchblende rock has been emitting radiation for millions of years? (Suggested length: 150–200 words)</w:t>
-            </w:r>
-          </w:p>
-        </w:tc>
-        <w:tc>
-          <w:tcPr>
-            <w:tcW w:type="dxa" w:w="10680"/>
+              <w:t xml:space="preserve">(a) Write the balanced nuclear equation for the alpha decay of uranium-238 into thorium. (b) Write the nuclear equation for the beta-minus decay of thorium-234 into protactinium. (c) State what happens to A and Z in alpha decay, beta-minus decay and gamma emission. (d) Explain, using the N vs Z graph, how the decays of uranium-238 and its daughters move the nucleus on the plot, and what this shows about the nucleus and the belt of stability.</w:t>
+            </w:r>
+          </w:p>
+        </w:tc>
+      </w:tr>
+      <w:tr>
+        <w:trPr>
+          <w:trHeight w:val="4200" w:hRule="atLeast"/>
+        </w:trPr>
+        <w:tc>
+          <w:tcPr>
+            <w:tcW w:type="dxa" w:w="13680"/>
             <w:shd w:fill="FFFFFF" w:color="auto" w:val="clear"/>
             <w:tcMar>
               <w:top w:type="dxa" w:w="60"/>
@@ -1106,89 +806,13 @@
                 <w:rFonts w:ascii="Arial" w:cs="Arial" w:eastAsia="Arial" w:hAnsi="Arial"/>
                 <w:b w:val="false"/>
                 <w:bCs w:val="false"/>
-                <w:i w:val="false"/>
-                <w:iCs w:val="false"/>
-                <w:color w:val="000000"/>
-                <w:sz w:val="18"/>
-                <w:szCs w:val="18"/>
-              </w:rPr>
-              <w:t xml:space="preserve">Because radiation is invisible, scientists use special instruments to detect it. The photographic film in the original pitchblende experiment was itself a detector — ionising radiation exposes silver halide crystals on the film just as light would. A more precise instrument is the Geiger-Müller (GM) tube, which contains a gas that becomes ionised when radiation passes through it. Each ionisation event creates a small electrical pulse that is counted and displayed as 'counts per second' or 'counts per minute.' Medical workers and researchers in Kenya — such as those at Kenyatta National Hospital's nuclear medicine unit — use personal dosimeter badges (a type of photographic film detector) to monitor their cumulative radiation exposure over weeks.</w:t>
-            </w:r>
-          </w:p>
-          <w:p>
-            <w:pPr>
-              <w:spacing w:after="40" w:before="0"/>
-              <w:jc w:val="left"/>
-            </w:pPr>
-            <w:r>
-              <w:rPr>
-                <w:rFonts w:ascii="Arial" w:cs="Arial" w:eastAsia="Arial" w:hAnsi="Arial"/>
-                <w:b w:val="false"/>
-                <w:bCs w:val="false"/>
-                <w:i w:val="false"/>
-                <w:iCs w:val="false"/>
-                <w:color w:val="000000"/>
-                <w:sz w:val="18"/>
-                <w:szCs w:val="18"/>
-              </w:rPr>
-              <w:t xml:space="preserve"/>
-            </w:r>
-          </w:p>
-          <w:p>
-            <w:pPr>
-              <w:spacing w:after="40" w:before="0"/>
-              <w:jc w:val="left"/>
-            </w:pPr>
-            <w:r>
-              <w:rPr>
-                <w:rFonts w:ascii="Arial" w:cs="Arial" w:eastAsia="Arial" w:hAnsi="Arial"/>
-                <w:b w:val="false"/>
-                <w:bCs w:val="false"/>
-                <w:i w:val="false"/>
-                <w:iCs w:val="false"/>
-                <w:color w:val="000000"/>
-                <w:sz w:val="18"/>
-                <w:szCs w:val="18"/>
-              </w:rPr>
-              <w:t xml:space="preserve">Half-life is the time taken for half of the radioactive nuclei in a sample to decay. It is a constant for each isotope. For example, if a sample contains 800 g of a radioactive isotope with a half-life of 10 years, then after 10 years only 400 g remains undecayed; after 20 years, 200 g; after 30 years, 100 g; and so on. You can read half-life directly from a decay curve by finding the time at which the count rate (or mass) has dropped to exactly half its starting value.</w:t>
-            </w:r>
-          </w:p>
-          <w:p>
-            <w:pPr>
-              <w:spacing w:after="40" w:before="0"/>
-              <w:jc w:val="left"/>
-            </w:pPr>
-            <w:r>
-              <w:rPr>
-                <w:rFonts w:ascii="Arial" w:cs="Arial" w:eastAsia="Arial" w:hAnsi="Arial"/>
-                <w:b w:val="false"/>
-                <w:bCs w:val="false"/>
-                <w:i w:val="false"/>
-                <w:iCs w:val="false"/>
-                <w:color w:val="000000"/>
-                <w:sz w:val="18"/>
-                <w:szCs w:val="18"/>
-              </w:rPr>
-              <w:t xml:space="preserve"/>
-            </w:r>
-          </w:p>
-          <w:p>
-            <w:pPr>
-              <w:spacing w:after="40" w:before="0"/>
-              <w:jc w:val="left"/>
-            </w:pPr>
-            <w:r>
-              <w:rPr>
-                <w:rFonts w:ascii="Arial" w:cs="Arial" w:eastAsia="Arial" w:hAnsi="Arial"/>
-                <w:b w:val="false"/>
-                <w:bCs w:val="false"/>
-                <w:i w:val="false"/>
-                <w:iCs w:val="false"/>
-                <w:color w:val="000000"/>
-                <w:sz w:val="18"/>
-                <w:szCs w:val="18"/>
-              </w:rPr>
-              <w:t xml:space="preserve">Uranium-238 has an extraordinarily long half-life of approximately 4.5 billion years — almost the same age as Earth itself. This is why the pitchblende rock has been continuously emitting radiation for millions of years and will continue to do so long into the future: the vast majority of its U-238 nuclei have not yet decayed.</w:t>
+                <w:i/>
+                <w:iCs/>
+                <w:color w:val="808080"/>
+                <w:sz w:val="18"/>
+                <w:szCs w:val="18"/>
+              </w:rPr>
+              <w:t xml:space="preserve">Write your answer here:</w:t>
             </w:r>
           </w:p>
         </w:tc>
@@ -1216,14 +840,12 @@
         <w:tblLayout w:type="fixed"/>
       </w:tblPr>
       <w:tblGrid>
-        <w:gridCol w:w="3000"/>
-        <w:gridCol w:w="10680"/>
+        <w:gridCol w:w="13680"/>
       </w:tblGrid>
       <w:tr>
         <w:tc>
           <w:tcPr>
             <w:tcW w:type="dxa" w:w="13680"/>
-            <w:gridSpan w:val="2"/>
             <w:shd w:fill="1F3864" w:color="auto" w:val="clear"/>
             <w:tcMar>
               <w:top w:type="dxa" w:w="60"/>
@@ -1249,15 +871,15 @@
                 <w:sz w:val="22"/>
                 <w:szCs w:val="22"/>
               </w:rPr>
-              <w:t xml:space="preserve">Section 4 — Harnessing the Energy: Beneficial Applications in Kenya</w:t>
-            </w:r>
-          </w:p>
-        </w:tc>
-      </w:tr>
-      <w:tr>
-        <w:tc>
-          <w:tcPr>
-            <w:tcW w:type="dxa" w:w="3000"/>
+              <w:t xml:space="preserve">Part 4: Detecting the radiation and how long it lasts</w:t>
+            </w:r>
+          </w:p>
+        </w:tc>
+      </w:tr>
+      <w:tr>
+        <w:tc>
+          <w:tcPr>
+            <w:tcW w:type="dxa" w:w="13680"/>
             <w:shd w:fill="D9EEF1" w:color="auto" w:val="clear"/>
             <w:tcMar>
               <w:top w:type="dxa" w:w="60"/>
@@ -1283,13 +905,18 @@
                 <w:sz w:val="18"/>
                 <w:szCs w:val="18"/>
               </w:rPr>
-              <w:t xml:space="preserve">Describe at least THREE specific ways in which knowledge of radioactivity benefits people in Kenya. You must include examples from at least TWO different fields (e.g. medicine, agriculture, energy, environmental monitoring, or archaeology). For each application, explain the underlying nuclear science that makes it work. (Suggested length: 150–200 words)</w:t>
-            </w:r>
-          </w:p>
-        </w:tc>
-        <w:tc>
-          <w:tcPr>
-            <w:tcW w:type="dxa" w:w="10680"/>
+              <w:t xml:space="preserve">(a) Explain how a Geiger-Müller counter turns invisible radiation from the rock into a click. (b) A GM counter clicks even when no source is nearby. Explain why, and how you should handle this when measuring the rock. (c) Define half-life. Explain, using your dice simulation and the half-life of uranium-238, why the pitchblende rock has been emitting radiation for billions of years. (d) A sample of Iodine-131 used at KNH has a half-life of 8 days. Using N = N0 × (1/2)^n, what fraction of the nuclei remains after 24 days?</w:t>
+            </w:r>
+          </w:p>
+        </w:tc>
+      </w:tr>
+      <w:tr>
+        <w:trPr>
+          <w:trHeight w:val="4200" w:hRule="atLeast"/>
+        </w:trPr>
+        <w:tc>
+          <w:tcPr>
+            <w:tcW w:type="dxa" w:w="13680"/>
             <w:shd w:fill="FFFFFF" w:color="auto" w:val="clear"/>
             <w:tcMar>
               <w:top w:type="dxa" w:w="60"/>
@@ -1309,127 +936,13 @@
                 <w:rFonts w:ascii="Arial" w:cs="Arial" w:eastAsia="Arial" w:hAnsi="Arial"/>
                 <w:b w:val="false"/>
                 <w:bCs w:val="false"/>
-                <w:i w:val="false"/>
-                <w:iCs w:val="false"/>
-                <w:color w:val="000000"/>
-                <w:sz w:val="18"/>
-                <w:szCs w:val="18"/>
-              </w:rPr>
-              <w:t xml:space="preserve">Understanding radioactivity has unlocked powerful applications that directly improve life in Kenya across several fields.</w:t>
-            </w:r>
-          </w:p>
-          <w:p>
-            <w:pPr>
-              <w:spacing w:after="40" w:before="0"/>
-              <w:jc w:val="left"/>
-            </w:pPr>
-            <w:r>
-              <w:rPr>
-                <w:rFonts w:ascii="Arial" w:cs="Arial" w:eastAsia="Arial" w:hAnsi="Arial"/>
-                <w:b w:val="false"/>
-                <w:bCs w:val="false"/>
-                <w:i w:val="false"/>
-                <w:iCs w:val="false"/>
-                <w:color w:val="000000"/>
-                <w:sz w:val="18"/>
-                <w:szCs w:val="18"/>
-              </w:rPr>
-              <w:t xml:space="preserve"/>
-            </w:r>
-          </w:p>
-          <w:p>
-            <w:pPr>
-              <w:spacing w:after="40" w:before="0"/>
-              <w:jc w:val="left"/>
-            </w:pPr>
-            <w:r>
-              <w:rPr>
-                <w:rFonts w:ascii="Arial" w:cs="Arial" w:eastAsia="Arial" w:hAnsi="Arial"/>
-                <w:b w:val="false"/>
-                <w:bCs w:val="false"/>
-                <w:i w:val="false"/>
-                <w:iCs w:val="false"/>
-                <w:color w:val="000000"/>
-                <w:sz w:val="18"/>
-                <w:szCs w:val="18"/>
-              </w:rPr>
-              <w:t xml:space="preserve">In medicine, radioactive isotopes are used as tracers and in cancer treatment. At Kenyatta National Hospital, radioactive iodine-131 (I-131) is used to treat thyroid cancer. Because the thyroid gland naturally absorbs iodine, the radioactive version accumulates there and its beta and gamma emissions destroy cancerous cells from within. This works precisely because of the ionising properties of radiation that we observed throughout this sub-strand.</w:t>
-            </w:r>
-          </w:p>
-          <w:p>
-            <w:pPr>
-              <w:spacing w:after="40" w:before="0"/>
-              <w:jc w:val="left"/>
-            </w:pPr>
-            <w:r>
-              <w:rPr>
-                <w:rFonts w:ascii="Arial" w:cs="Arial" w:eastAsia="Arial" w:hAnsi="Arial"/>
-                <w:b w:val="false"/>
-                <w:bCs w:val="false"/>
-                <w:i w:val="false"/>
-                <w:iCs w:val="false"/>
-                <w:color w:val="000000"/>
-                <w:sz w:val="18"/>
-                <w:szCs w:val="18"/>
-              </w:rPr>
-              <w:t xml:space="preserve"/>
-            </w:r>
-          </w:p>
-          <w:p>
-            <w:pPr>
-              <w:spacing w:after="40" w:before="0"/>
-              <w:jc w:val="left"/>
-            </w:pPr>
-            <w:r>
-              <w:rPr>
-                <w:rFonts w:ascii="Arial" w:cs="Arial" w:eastAsia="Arial" w:hAnsi="Arial"/>
-                <w:b w:val="false"/>
-                <w:bCs w:val="false"/>
-                <w:i w:val="false"/>
-                <w:iCs w:val="false"/>
-                <w:color w:val="000000"/>
-                <w:sz w:val="18"/>
-                <w:szCs w:val="18"/>
-              </w:rPr>
-              <w:t xml:space="preserve">In agriculture, the Kenya Agricultural and Livestock Research Organisation (KALRO) uses radiation-induced mutation techniques to develop improved crop varieties. Seeds — for example, maize or sorghum — are exposed to carefully controlled doses of gamma radiation, which causes mutations in the DNA. Scientists then select plants with desirable traits such as drought resistance, a critical issue in Kenya's semi-arid regions like Kitui and Garissa.</w:t>
-            </w:r>
-          </w:p>
-          <w:p>
-            <w:pPr>
-              <w:spacing w:after="40" w:before="0"/>
-              <w:jc w:val="left"/>
-            </w:pPr>
-            <w:r>
-              <w:rPr>
-                <w:rFonts w:ascii="Arial" w:cs="Arial" w:eastAsia="Arial" w:hAnsi="Arial"/>
-                <w:b w:val="false"/>
-                <w:bCs w:val="false"/>
-                <w:i w:val="false"/>
-                <w:iCs w:val="false"/>
-                <w:color w:val="000000"/>
-                <w:sz w:val="18"/>
-                <w:szCs w:val="18"/>
-              </w:rPr>
-              <w:t xml:space="preserve"/>
-            </w:r>
-          </w:p>
-          <w:p>
-            <w:pPr>
-              <w:spacing w:after="40" w:before="0"/>
-              <w:jc w:val="left"/>
-            </w:pPr>
-            <w:r>
-              <w:rPr>
-                <w:rFonts w:ascii="Arial" w:cs="Arial" w:eastAsia="Arial" w:hAnsi="Arial"/>
-                <w:b w:val="false"/>
-                <w:bCs w:val="false"/>
-                <w:i w:val="false"/>
-                <w:iCs w:val="false"/>
-                <w:color w:val="000000"/>
-                <w:sz w:val="18"/>
-                <w:szCs w:val="18"/>
-              </w:rPr>
-              <w:t xml:space="preserve">In energy, nuclear fission — the splitting of heavy nuclei such as uranium-235 — releases enormous amounts of energy. Although Kenya currently leads in geothermal and solar energy, understanding fission is essential as Africa considers nuclear energy to meet growing electricity demands. Fission contrasts with fusion (joining of light nuclei), which powers the Sun and represents the long-term future of clean energy globally.</w:t>
+                <w:i/>
+                <w:iCs/>
+                <w:color w:val="808080"/>
+                <w:sz w:val="18"/>
+                <w:szCs w:val="18"/>
+              </w:rPr>
+              <w:t xml:space="preserve">Write your answer here:</w:t>
             </w:r>
           </w:p>
         </w:tc>
@@ -1457,14 +970,12 @@
         <w:tblLayout w:type="fixed"/>
       </w:tblPr>
       <w:tblGrid>
-        <w:gridCol w:w="3000"/>
-        <w:gridCol w:w="10680"/>
+        <w:gridCol w:w="13680"/>
       </w:tblGrid>
       <w:tr>
         <w:tc>
           <w:tcPr>
             <w:tcW w:type="dxa" w:w="13680"/>
-            <w:gridSpan w:val="2"/>
             <w:shd w:fill="1F3864" w:color="auto" w:val="clear"/>
             <w:tcMar>
               <w:top w:type="dxa" w:w="60"/>
@@ -1490,15 +1001,15 @@
                 <w:sz w:val="22"/>
                 <w:szCs w:val="22"/>
               </w:rPr>
-              <w:t xml:space="preserve">Section 5 — Protecting Ourselves: Radiation Hazards and Safety</w:t>
-            </w:r>
-          </w:p>
-        </w:tc>
-      </w:tr>
-      <w:tr>
-        <w:tc>
-          <w:tcPr>
-            <w:tcW w:type="dxa" w:w="3000"/>
+              <w:t xml:space="preserve">Part 5: Closing the case: energy, uses and safety</w:t>
+            </w:r>
+          </w:p>
+        </w:tc>
+      </w:tr>
+      <w:tr>
+        <w:tc>
+          <w:tcPr>
+            <w:tcW w:type="dxa" w:w="13680"/>
             <w:shd w:fill="D9EEF1" w:color="auto" w:val="clear"/>
             <w:tcMar>
               <w:top w:type="dxa" w:w="60"/>
@@ -1524,13 +1035,18 @@
                 <w:sz w:val="18"/>
                 <w:szCs w:val="18"/>
               </w:rPr>
-              <w:t xml:space="preserve">Explain why radiation is hazardous to living things at the cellular and molecular level. Then describe at least THREE practical safety measures that should be used when working with radioactive materials. Finally, return to the anchoring phenomenon one last time: now that you have completed all 7 lessons, write 3–4 sentences that fully answer the driving question in your own words, connecting the pitchblende rock all the way through to human health, Kenyan applications, and nuclear science. (Suggested length: 150–200 words)</w:t>
-            </w:r>
-          </w:p>
-        </w:tc>
-        <w:tc>
-          <w:tcPr>
-            <w:tcW w:type="dxa" w:w="10680"/>
+              <w:t xml:space="preserve">(a) Explain where the energy released from the pitchblende ultimately comes from, using the idea of mass defect. (b) Describe the difference between nuclear fission and nuclear fusion. (c) Give two Kenyan applications of radioactivity from our lessons and explain how each uses a property of radiation or half-life. (d) Explain the ALARA principle and describe three ways to reduce exposure to radiation. (e) Write a short explanation, for a Year 9 student, of why some rocks are radioactive and why it matters for Kenya.</w:t>
+            </w:r>
+          </w:p>
+        </w:tc>
+      </w:tr>
+      <w:tr>
+        <w:trPr>
+          <w:trHeight w:val="4200" w:hRule="atLeast"/>
+        </w:trPr>
+        <w:tc>
+          <w:tcPr>
+            <w:tcW w:type="dxa" w:w="13680"/>
             <w:shd w:fill="FFFFFF" w:color="auto" w:val="clear"/>
             <w:tcMar>
               <w:top w:type="dxa" w:w="60"/>
@@ -1550,89 +1066,13 @@
                 <w:rFonts w:ascii="Arial" w:cs="Arial" w:eastAsia="Arial" w:hAnsi="Arial"/>
                 <w:b w:val="false"/>
                 <w:bCs w:val="false"/>
-                <w:i w:val="false"/>
-                <w:iCs w:val="false"/>
-                <w:color w:val="000000"/>
-                <w:sz w:val="18"/>
-                <w:szCs w:val="18"/>
-              </w:rPr>
-              <w:t xml:space="preserve">Radiation is dangerous to living things because it is ionising — it carries enough energy to knock electrons out of atoms inside body cells. When this happens in DNA molecules, it can break chemical bonds, cause mutations, or prevent cells from dividing correctly. High doses can cause radiation sickness, while chronic low-level exposure increases the risk of cancers such as leukaemia. This is why the pitchblende rock, left unattended in a room for a long period, would pose a genuine health risk to anyone nearby.</w:t>
-            </w:r>
-          </w:p>
-          <w:p>
-            <w:pPr>
-              <w:spacing w:after="40" w:before="0"/>
-              <w:jc w:val="left"/>
-            </w:pPr>
-            <w:r>
-              <w:rPr>
-                <w:rFonts w:ascii="Arial" w:cs="Arial" w:eastAsia="Arial" w:hAnsi="Arial"/>
-                <w:b w:val="false"/>
-                <w:bCs w:val="false"/>
-                <w:i w:val="false"/>
-                <w:iCs w:val="false"/>
-                <w:color w:val="000000"/>
-                <w:sz w:val="18"/>
-                <w:szCs w:val="18"/>
-              </w:rPr>
-              <w:t xml:space="preserve"/>
-            </w:r>
-          </w:p>
-          <w:p>
-            <w:pPr>
-              <w:spacing w:after="40" w:before="0"/>
-              <w:jc w:val="left"/>
-            </w:pPr>
-            <w:r>
-              <w:rPr>
-                <w:rFonts w:ascii="Arial" w:cs="Arial" w:eastAsia="Arial" w:hAnsi="Arial"/>
-                <w:b w:val="false"/>
-                <w:bCs w:val="false"/>
-                <w:i w:val="false"/>
-                <w:iCs w:val="false"/>
-                <w:color w:val="000000"/>
-                <w:sz w:val="18"/>
-                <w:szCs w:val="18"/>
-              </w:rPr>
-              <w:t xml:space="preserve">Three essential safety measures are: (1) Distance — the intensity of radiation decreases with the square of the distance from the source, so moving further away significantly reduces exposure; workers use long-handled tongs to handle radioactive samples rather than touching them directly. (2) Shielding — placing dense materials between the source and the body absorbs radiation; lead aprons are used in X-ray rooms at Mombasa Coast General Hospital, for instance. (3) Time — minimising the duration of exposure reduces the total dose received; radiation workers rotate shifts to limit individual exposure.</w:t>
-            </w:r>
-          </w:p>
-          <w:p>
-            <w:pPr>
-              <w:spacing w:after="40" w:before="0"/>
-              <w:jc w:val="left"/>
-            </w:pPr>
-            <w:r>
-              <w:rPr>
-                <w:rFonts w:ascii="Arial" w:cs="Arial" w:eastAsia="Arial" w:hAnsi="Arial"/>
-                <w:b w:val="false"/>
-                <w:bCs w:val="false"/>
-                <w:i w:val="false"/>
-                <w:iCs w:val="false"/>
-                <w:color w:val="000000"/>
-                <w:sz w:val="18"/>
-                <w:szCs w:val="18"/>
-              </w:rPr>
-              <w:t xml:space="preserve"/>
-            </w:r>
-          </w:p>
-          <w:p>
-            <w:pPr>
-              <w:spacing w:after="40" w:before="0"/>
-              <w:jc w:val="left"/>
-            </w:pPr>
-            <w:r>
-              <w:rPr>
-                <w:rFonts w:ascii="Arial" w:cs="Arial" w:eastAsia="Arial" w:hAnsi="Arial"/>
-                <w:b w:val="false"/>
-                <w:bCs w:val="false"/>
-                <w:i w:val="false"/>
-                <w:iCs w:val="false"/>
-                <w:color w:val="000000"/>
-                <w:sz w:val="18"/>
-                <w:szCs w:val="18"/>
-              </w:rPr>
-              <w:t xml:space="preserve">In summary: the pitchblende rock exposes film because uranium-238 nuclei — whose neutron-to-proton ratio places them far outside the belt of stability — spontaneously decay, releasing alpha, beta, and gamma radiation. This process occurs without any external energy input because the nucleus itself reorganises to reach a more stable state. By understanding this nuclear science, Kenyans can harness radiation in hospitals, farms, and future energy systems, while using shielding, distance, and careful monitoring to stay safe.</w:t>
+                <w:i/>
+                <w:iCs/>
+                <w:color w:val="808080"/>
+                <w:sz w:val="18"/>
+                <w:szCs w:val="18"/>
+              </w:rPr>
+              <w:t xml:space="preserve">Write your answer here:</w:t>
             </w:r>
           </w:p>
         </w:tc>
@@ -1859,7 +1299,7 @@
                 <w:sz w:val="18"/>
                 <w:szCs w:val="18"/>
               </w:rPr>
-              <w:t xml:space="preserve">Nuclear Science Accuracy</w:t>
+              <w:t xml:space="preserve">Explaining why the nucleus is unstable</w:t>
             </w:r>
           </w:p>
         </w:tc>
@@ -1891,7 +1331,7 @@
                 <w:sz w:val="18"/>
                 <w:szCs w:val="18"/>
               </w:rPr>
-              <w:t xml:space="preserve">All scientific concepts (nuclear structure, isotopes, belt of stability, decay types, nuclear equations, half-life, fission/fusion) are explained correctly and with precise use of terminology. Nuclear equations are balanced correctly with nucleon and proton numbers conserved. No factual errors are present.</w:t>
+              <w:t xml:space="preserve">Accurately explains nucleons, isotopes and the belt of stability, and clearly links the neutron-to-proton ratio of uranium-238 to spontaneous decay as a nuclear, not chemical, process.</w:t>
             </w:r>
           </w:p>
         </w:tc>
@@ -1923,7 +1363,7 @@
                 <w:sz w:val="18"/>
                 <w:szCs w:val="18"/>
               </w:rPr>
-              <w:t xml:space="preserve">Most scientific concepts are explained correctly with mostly accurate terminology. Nuclear equations are attempted and are mostly balanced. Minor errors or imprecision present but do not undermine the overall explanation.</w:t>
+              <w:t xml:space="preserve">Explains isotopes and instability correctly but the link to the belt of stability or to the nuclear nature of decay is incomplete.</w:t>
             </w:r>
           </w:p>
         </w:tc>
@@ -1955,7 +1395,7 @@
                 <w:sz w:val="18"/>
                 <w:szCs w:val="18"/>
               </w:rPr>
-              <w:t xml:space="preserve">Some scientific concepts are present but contain significant inaccuracies or misconceptions. Terminology is used incorrectly or inconsistently. Nuclear equations are missing, unbalanced, or contain major errors.</w:t>
+              <w:t xml:space="preserve">Describes radioactivity without explaining nuclear instability or confuses isotopes with other ideas.</w:t>
             </w:r>
           </w:p>
         </w:tc>
@@ -1989,7 +1429,7 @@
                 <w:sz w:val="18"/>
                 <w:szCs w:val="18"/>
               </w:rPr>
-              <w:t xml:space="preserve">Connection to Anchoring Phenomenon</w:t>
+              <w:t xml:space="preserve">Radiation types and nuclear equations</w:t>
             </w:r>
           </w:p>
         </w:tc>
@@ -2021,7 +1461,7 @@
                 <w:sz w:val="18"/>
                 <w:szCs w:val="18"/>
               </w:rPr>
-              <w:t xml:space="preserve">Every section explicitly and meaningfully connects back to the pitchblende rock phenomenon. The final summary clearly and completely answers the driving question by integrating all key concepts (nuclear instability → decay types → detection/half-life → applications → safety) into a coherent narrative.</w:t>
+              <w:t xml:space="preserve">Correctly compares alpha, beta and gamma, writes balanced equations with conserved A and Z, and explains decay arrows on the N vs Z plot.</w:t>
             </w:r>
           </w:p>
         </w:tc>
@@ -2053,7 +1493,7 @@
                 <w:sz w:val="18"/>
                 <w:szCs w:val="18"/>
               </w:rPr>
-              <w:t xml:space="preserve">Most sections connect to the pitchblende phenomenon. The driving question is addressed in the final section but the answer may lack full integration of all key concepts or may leave some threads unexplained.</w:t>
+              <w:t xml:space="preserve">Compares radiation types correctly and writes mostly correct equations with minor errors in balancing or in explaining movement on the plot.</w:t>
             </w:r>
           </w:p>
         </w:tc>
@@ -2085,7 +1525,7 @@
                 <w:sz w:val="18"/>
                 <w:szCs w:val="18"/>
               </w:rPr>
-              <w:t xml:space="preserve">Connections to the pitchblende phenomenon are superficial, rare, or absent. The driving question is not clearly answered, or the answer addresses only one or two aspects of the question.</w:t>
+              <w:t xml:space="preserve">Lists some properties but equations are unbalanced or missing, and no link to stability is made.</w:t>
             </w:r>
           </w:p>
         </w:tc>
@@ -2119,7 +1559,7 @@
                 <w:sz w:val="18"/>
                 <w:szCs w:val="18"/>
               </w:rPr>
-              <w:t xml:space="preserve">Kenyan and Real-World Application</w:t>
+              <w:t xml:space="preserve">Detection, background radiation and half-life</w:t>
             </w:r>
           </w:p>
         </w:tc>
@@ -2151,7 +1591,7 @@
                 <w:sz w:val="18"/>
                 <w:szCs w:val="18"/>
               </w:rPr>
-              <w:t xml:space="preserve">At least three specific, correctly explained Kenyan applications are given across at least two fields (medicine, agriculture, energy, environmental monitoring). Kenyan institutions, place names, or scientists are referenced accurately and add genuine context rather than being decorative.</w:t>
+              <w:t xml:space="preserve">Explains the GM tube process, background correction and half-life using the dice evidence, and correctly calculates the fraction remaining.</w:t>
             </w:r>
           </w:p>
         </w:tc>
@@ -2183,7 +1623,7 @@
                 <w:sz w:val="18"/>
                 <w:szCs w:val="18"/>
               </w:rPr>
-              <w:t xml:space="preserve">At least two Kenyan applications are given across one or two fields and are mostly correctly explained. Kenyan context is present but may be generic or partially accurate.</w:t>
+              <w:t xml:space="preserve">Explains most of detection and half-life correctly; the calculation or the use of simulation evidence has small gaps.</w:t>
             </w:r>
           </w:p>
         </w:tc>
@@ -2215,7 +1655,7 @@
                 <w:sz w:val="18"/>
                 <w:szCs w:val="18"/>
               </w:rPr>
-              <w:t xml:space="preserve">Fewer than two applications are given, or applications are described without explaining the underlying nuclear science. Little or no Kenyan context is present.</w:t>
+              <w:t xml:space="preserve">Gives vague statements about detection or half-life; calculation is missing or incorrect.</w:t>
             </w:r>
           </w:p>
         </w:tc>
@@ -2249,7 +1689,7 @@
                 <w:sz w:val="18"/>
                 <w:szCs w:val="18"/>
               </w:rPr>
-              <w:t xml:space="preserve">Use of Evidence and Scientific Reasoning</w:t>
+              <w:t xml:space="preserve">Energy source, applications and safety</w:t>
             </w:r>
           </w:p>
         </w:tc>
@@ -2281,7 +1721,7 @@
                 <w:sz w:val="18"/>
                 <w:szCs w:val="18"/>
               </w:rPr>
-              <w:t xml:space="preserve">Claims are consistently supported with specific scientific evidence or reasoning (e.g. specific isotopes, numerical half-life values, decay equations, penetration data). The student demonstrates understanding of cause-and-effect relationships at the nuclear level and clearly distinguishes between observation and explanation.</w:t>
+              <w:t xml:space="preserve">Links mass defect and E = mc² to the rock's energy, distinguishes fission from fusion, and gives Kenyan applications and ALARA measures with correct reasoning.</w:t>
             </w:r>
           </w:p>
         </w:tc>
@@ -2313,7 +1753,7 @@
                 <w:sz w:val="18"/>
                 <w:szCs w:val="18"/>
               </w:rPr>
-              <w:t xml:space="preserve">Most claims are supported with some evidence or reasoning. The student shows understanding of most cause-and-effect relationships but may occasionally state facts without explanation or make logical leaps without support.</w:t>
+              <w:t xml:space="preserve">Gives correct applications and safety measures, with only partial explanation of mass defect or of fission versus fusion.</w:t>
             </w:r>
           </w:p>
         </w:tc>
@@ -2345,7 +1785,7 @@
                 <w:sz w:val="18"/>
                 <w:szCs w:val="18"/>
               </w:rPr>
-              <w:t xml:space="preserve">Claims are frequently unsupported or based on recall without reasoning. Cause-and-effect relationships at the nuclear level are unclear or absent. The response reads as a list of facts rather than a reasoned explanation.</w:t>
+              <w:t xml:space="preserve">Names applications or safety ideas without explanation, or with errors.</w:t>
             </w:r>
           </w:p>
         </w:tc>
@@ -2379,7 +1819,7 @@
                 <w:sz w:val="18"/>
                 <w:szCs w:val="18"/>
               </w:rPr>
-              <w:t xml:space="preserve">Communication and Structure</w:t>
+              <w:t xml:space="preserve">Communication and connection to the phenomenon</w:t>
             </w:r>
           </w:p>
         </w:tc>
@@ -2411,7 +1851,7 @@
                 <w:sz w:val="18"/>
                 <w:szCs w:val="18"/>
               </w:rPr>
-              <w:t xml:space="preserve">The response is clearly organised into all five sections with well-developed paragraphs. Scientific vocabulary is used correctly and consistently throughout. Writing is fluent, precise, and accessible. Spelling and grammar are accurate. The response meets the suggested word-count guidance for each section.</w:t>
+              <w:t xml:space="preserve">Writes clearly in logical order, uses scientific vocabulary precisely, and consistently ties each idea back to the pitchblende rock and Kenyan contexts.</w:t>
             </w:r>
           </w:p>
         </w:tc>
@@ -2443,7 +1883,7 @@
                 <w:sz w:val="18"/>
                 <w:szCs w:val="18"/>
               </w:rPr>
-              <w:t xml:space="preserve">The response addresses all five sections with adequate organisation. Scientific vocabulary is mostly used correctly. Writing is generally clear with occasional lapses in fluency or precision. Minor spelling/grammar errors that do not impede understanding.</w:t>
+              <w:t xml:space="preserve">Writing is mostly clear and uses key terms; links to the phenomenon are present but not consistent.</w:t>
             </w:r>
           </w:p>
         </w:tc>
@@ -2475,7 +1915,7 @@
                 <w:sz w:val="18"/>
                 <w:szCs w:val="18"/>
               </w:rPr>
-              <w:t xml:space="preserve">The response is poorly organised, incomplete (one or more sections missing or very brief), or difficult to follow. Scientific vocabulary is limited or frequently misused. Frequent spelling/grammar errors impede understanding.</w:t>
+              <w:t xml:space="preserve">Writing is hard to follow, with little scientific vocabulary or connection to the rock.</w:t>
             </w:r>
           </w:p>
         </w:tc>
@@ -2599,7 +2039,7 @@
         </w:rPr>
         <w:t xml:space="preserve">© 2026 SeaVuria and ARES. This work is licensed under a </w:t>
       </w:r>
-      <w:hyperlink w:history="1" r:id="rIdau-jit0lz_mblhabdg4u4">
+      <w:hyperlink w:history="1" r:id="rIdykqvt8gk5lpbmffvb_xhk">
         <w:r>
           <w:rPr>
             <w:rFonts w:ascii="Arial" w:cs="Arial" w:eastAsia="Arial" w:hAnsi="Arial"/>
@@ -2619,7 +2059,7 @@
         </w:rPr>
         <w:t xml:space="preserve"> (</w:t>
       </w:r>
-      <w:hyperlink w:history="1" r:id="rIdizyeycfcl6rata2cvopuv">
+      <w:hyperlink w:history="1" r:id="rIddoa7seccbkdu53-nkuotq">
         <w:r>
           <w:rPr>
             <w:rFonts w:ascii="Arial" w:cs="Arial" w:eastAsia="Arial" w:hAnsi="Arial"/>
@@ -2639,7 +2079,7 @@
         </w:rPr>
         <w:t xml:space="preserve">). To view a copy of this license, visit </w:t>
       </w:r>
-      <w:hyperlink w:history="1" r:id="rIdba45dleqonpmu-q6hlfbg">
+      <w:hyperlink w:history="1" r:id="rId_acft2sb_49jvwsolihqh">
         <w:r>
           <w:rPr>
             <w:rFonts w:ascii="Arial" w:cs="Arial" w:eastAsia="Arial" w:hAnsi="Arial"/>

--- a/data/outputs/v2/Physics/SS3.1_Radioactivity_and_Stability_of_Isotopes/Physics_Radioactivity_and_Stability_of_Isotopes_FinalExplanation.docx
+++ b/data/outputs/v2/Physics/SS3.1_Radioactivity_and_Stability_of_Isotopes/Physics_Radioactivity_and_Stability_of_Isotopes_FinalExplanation.docx
@@ -2039,7 +2039,7 @@
         </w:rPr>
         <w:t xml:space="preserve">© 2026 SeaVuria and ARES. This work is licensed under a </w:t>
       </w:r>
-      <w:hyperlink w:history="1" r:id="rIdykqvt8gk5lpbmffvb_xhk">
+      <w:hyperlink w:history="1" r:id="rIdoo47de3nzthzoezd3fejo">
         <w:r>
           <w:rPr>
             <w:rFonts w:ascii="Arial" w:cs="Arial" w:eastAsia="Arial" w:hAnsi="Arial"/>
@@ -2059,7 +2059,7 @@
         </w:rPr>
         <w:t xml:space="preserve"> (</w:t>
       </w:r>
-      <w:hyperlink w:history="1" r:id="rIddoa7seccbkdu53-nkuotq">
+      <w:hyperlink w:history="1" r:id="rIdd2ftobktg1wrppcp6riz3">
         <w:r>
           <w:rPr>
             <w:rFonts w:ascii="Arial" w:cs="Arial" w:eastAsia="Arial" w:hAnsi="Arial"/>
@@ -2079,7 +2079,7 @@
         </w:rPr>
         <w:t xml:space="preserve">). To view a copy of this license, visit </w:t>
       </w:r>
-      <w:hyperlink w:history="1" r:id="rId_acft2sb_49jvwsolihqh">
+      <w:hyperlink w:history="1" r:id="rIdaubswtt9zzp6oaaagwz-n">
         <w:r>
           <w:rPr>
             <w:rFonts w:ascii="Arial" w:cs="Arial" w:eastAsia="Arial" w:hAnsi="Arial"/>

--- a/data/outputs/v2/Physics/SS3.1_Radioactivity_and_Stability_of_Isotopes/Physics_Radioactivity_and_Stability_of_Isotopes_FinalExplanation.docx
+++ b/data/outputs/v2/Physics/SS3.1_Radioactivity_and_Stability_of_Isotopes/Physics_Radioactivity_and_Stability_of_Isotopes_FinalExplanation.docx
@@ -2039,7 +2039,7 @@
         </w:rPr>
         <w:t xml:space="preserve">© 2026 SeaVuria and ARES. This work is licensed under a </w:t>
       </w:r>
-      <w:hyperlink w:history="1" r:id="rIdoo47de3nzthzoezd3fejo">
+      <w:hyperlink w:history="1" r:id="rIdz0xticwox5qp6mwc862sh">
         <w:r>
           <w:rPr>
             <w:rFonts w:ascii="Arial" w:cs="Arial" w:eastAsia="Arial" w:hAnsi="Arial"/>
@@ -2059,7 +2059,7 @@
         </w:rPr>
         <w:t xml:space="preserve"> (</w:t>
       </w:r>
-      <w:hyperlink w:history="1" r:id="rIdd2ftobktg1wrppcp6riz3">
+      <w:hyperlink w:history="1" r:id="rIdy-qqle2h3ukqqxrydxc2u">
         <w:r>
           <w:rPr>
             <w:rFonts w:ascii="Arial" w:cs="Arial" w:eastAsia="Arial" w:hAnsi="Arial"/>
@@ -2079,7 +2079,7 @@
         </w:rPr>
         <w:t xml:space="preserve">). To view a copy of this license, visit </w:t>
       </w:r>
-      <w:hyperlink w:history="1" r:id="rIdaubswtt9zzp6oaaagwz-n">
+      <w:hyperlink w:history="1" r:id="rIdqwz35bgrqciubfhyw-fgj">
         <w:r>
           <w:rPr>
             <w:rFonts w:ascii="Arial" w:cs="Arial" w:eastAsia="Arial" w:hAnsi="Arial"/>

--- a/data/outputs/v2/Physics/SS3.1_Radioactivity_and_Stability_of_Isotopes/Physics_Radioactivity_and_Stability_of_Isotopes_FinalExplanation.docx
+++ b/data/outputs/v2/Physics/SS3.1_Radioactivity_and_Stability_of_Isotopes/Physics_Radioactivity_and_Stability_of_Isotopes_FinalExplanation.docx
@@ -2039,7 +2039,7 @@
         </w:rPr>
         <w:t xml:space="preserve">© 2026 SeaVuria and ARES. This work is licensed under a </w:t>
       </w:r>
-      <w:hyperlink w:history="1" r:id="rIdz0xticwox5qp6mwc862sh">
+      <w:hyperlink w:history="1" r:id="rIdlpzlqwroiuxuqkfavhbvn">
         <w:r>
           <w:rPr>
             <w:rFonts w:ascii="Arial" w:cs="Arial" w:eastAsia="Arial" w:hAnsi="Arial"/>
@@ -2059,7 +2059,7 @@
         </w:rPr>
         <w:t xml:space="preserve"> (</w:t>
       </w:r>
-      <w:hyperlink w:history="1" r:id="rIdy-qqle2h3ukqqxrydxc2u">
+      <w:hyperlink w:history="1" r:id="rIdea6h1fmaut32ftsfjxgqs">
         <w:r>
           <w:rPr>
             <w:rFonts w:ascii="Arial" w:cs="Arial" w:eastAsia="Arial" w:hAnsi="Arial"/>
@@ -2079,7 +2079,7 @@
         </w:rPr>
         <w:t xml:space="preserve">). To view a copy of this license, visit </w:t>
       </w:r>
-      <w:hyperlink w:history="1" r:id="rIdqwz35bgrqciubfhyw-fgj">
+      <w:hyperlink w:history="1" r:id="rIdwrujlexpsksbuzvfrkron">
         <w:r>
           <w:rPr>
             <w:rFonts w:ascii="Arial" w:cs="Arial" w:eastAsia="Arial" w:hAnsi="Arial"/>

--- a/data/outputs/v2/Physics/SS3.1_Radioactivity_and_Stability_of_Isotopes/Physics_Radioactivity_and_Stability_of_Isotopes_FinalExplanation.docx
+++ b/data/outputs/v2/Physics/SS3.1_Radioactivity_and_Stability_of_Isotopes/Physics_Radioactivity_and_Stability_of_Isotopes_FinalExplanation.docx
@@ -2039,7 +2039,7 @@
         </w:rPr>
         <w:t xml:space="preserve">© 2026 SeaVuria and ARES. This work is licensed under a </w:t>
       </w:r>
-      <w:hyperlink w:history="1" r:id="rIdlpzlqwroiuxuqkfavhbvn">
+      <w:hyperlink w:history="1" r:id="rId2umntlbtsr1rniiykd0va">
         <w:r>
           <w:rPr>
             <w:rFonts w:ascii="Arial" w:cs="Arial" w:eastAsia="Arial" w:hAnsi="Arial"/>
@@ -2059,7 +2059,7 @@
         </w:rPr>
         <w:t xml:space="preserve"> (</w:t>
       </w:r>
-      <w:hyperlink w:history="1" r:id="rIdea6h1fmaut32ftsfjxgqs">
+      <w:hyperlink w:history="1" r:id="rIdzkbbzphhvv5wuoqwhvdzb">
         <w:r>
           <w:rPr>
             <w:rFonts w:ascii="Arial" w:cs="Arial" w:eastAsia="Arial" w:hAnsi="Arial"/>
@@ -2079,7 +2079,7 @@
         </w:rPr>
         <w:t xml:space="preserve">). To view a copy of this license, visit </w:t>
       </w:r>
-      <w:hyperlink w:history="1" r:id="rIdwrujlexpsksbuzvfrkron">
+      <w:hyperlink w:history="1" r:id="rIddxf6ky6tghlwmlk4cfjwq">
         <w:r>
           <w:rPr>
             <w:rFonts w:ascii="Arial" w:cs="Arial" w:eastAsia="Arial" w:hAnsi="Arial"/>

--- a/data/outputs/v2/Physics/SS3.1_Radioactivity_and_Stability_of_Isotopes/Physics_Radioactivity_and_Stability_of_Isotopes_FinalExplanation.docx
+++ b/data/outputs/v2/Physics/SS3.1_Radioactivity_and_Stability_of_Isotopes/Physics_Radioactivity_and_Stability_of_Isotopes_FinalExplanation.docx
@@ -4,6 +4,7 @@
   <w:body>
     <w:p>
       <w:pPr>
+        <w:keepNext w:val="false"/>
         <w:spacing w:after="30" w:before="0"/>
         <w:jc w:val="center"/>
       </w:pPr>
@@ -23,6 +24,7 @@
     </w:p>
     <w:p>
       <w:pPr>
+        <w:keepNext w:val="false"/>
         <w:spacing w:after="60" w:before="0"/>
         <w:jc w:val="center"/>
       </w:pPr>
@@ -81,6 +83,7 @@
           </w:tcPr>
           <w:p>
             <w:pPr>
+              <w:keepNext w:val="false"/>
               <w:spacing w:after="40" w:before="0"/>
               <w:jc w:val="center"/>
             </w:pPr>
@@ -116,6 +119,7 @@
           </w:tcPr>
           <w:p>
             <w:pPr>
+              <w:keepNext w:val="false"/>
               <w:spacing w:after="40" w:before="0"/>
               <w:jc w:val="center"/>
             </w:pPr>
@@ -150,6 +154,7 @@
           </w:tcPr>
           <w:p>
             <w:pPr>
+              <w:keepNext w:val="false"/>
               <w:spacing w:after="40" w:before="0"/>
               <w:jc w:val="left"/>
             </w:pPr>
@@ -182,6 +187,7 @@
           </w:tcPr>
           <w:p>
             <w:pPr>
+              <w:keepNext w:val="false"/>
               <w:spacing w:after="40" w:before="0"/>
               <w:jc w:val="left"/>
             </w:pPr>
@@ -216,6 +222,7 @@
           </w:tcPr>
           <w:p>
             <w:pPr>
+              <w:keepNext w:val="false"/>
               <w:spacing w:after="40" w:before="0"/>
               <w:jc w:val="left"/>
             </w:pPr>
@@ -248,6 +255,7 @@
           </w:tcPr>
           <w:p>
             <w:pPr>
+              <w:keepNext w:val="false"/>
               <w:spacing w:after="40" w:before="0"/>
               <w:jc w:val="left"/>
             </w:pPr>
@@ -282,6 +290,7 @@
           </w:tcPr>
           <w:p>
             <w:pPr>
+              <w:keepNext w:val="false"/>
               <w:spacing w:after="40" w:before="0"/>
               <w:jc w:val="left"/>
             </w:pPr>
@@ -314,6 +323,7 @@
           </w:tcPr>
           <w:p>
             <w:pPr>
+              <w:keepNext w:val="false"/>
               <w:spacing w:after="40" w:before="0"/>
               <w:jc w:val="left"/>
             </w:pPr>
@@ -374,6 +384,7 @@
           </w:tcPr>
           <w:p>
             <w:pPr>
+              <w:keepNext w:val="false"/>
               <w:spacing w:after="40" w:before="0"/>
               <w:jc w:val="center"/>
             </w:pPr>
@@ -408,6 +419,7 @@
           </w:tcPr>
           <w:p>
             <w:pPr>
+              <w:keepNext w:val="false"/>
               <w:spacing w:after="40" w:before="0"/>
               <w:jc w:val="left"/>
             </w:pPr>
@@ -467,6 +479,7 @@
           </w:tcPr>
           <w:p>
             <w:pPr>
+              <w:keepNext/>
               <w:spacing w:after="40" w:before="0"/>
               <w:jc w:val="center"/>
             </w:pPr>
@@ -501,6 +514,7 @@
           </w:tcPr>
           <w:p>
             <w:pPr>
+              <w:keepNext/>
               <w:spacing w:after="40" w:before="0"/>
               <w:jc w:val="left"/>
             </w:pPr>
@@ -538,6 +552,7 @@
           </w:tcPr>
           <w:p>
             <w:pPr>
+              <w:keepNext w:val="false"/>
               <w:spacing w:after="40" w:before="0"/>
               <w:jc w:val="left"/>
             </w:pPr>
@@ -597,6 +612,7 @@
           </w:tcPr>
           <w:p>
             <w:pPr>
+              <w:keepNext/>
               <w:spacing w:after="40" w:before="0"/>
               <w:jc w:val="center"/>
             </w:pPr>
@@ -631,6 +647,7 @@
           </w:tcPr>
           <w:p>
             <w:pPr>
+              <w:keepNext/>
               <w:spacing w:after="40" w:before="0"/>
               <w:jc w:val="left"/>
             </w:pPr>
@@ -668,6 +685,7 @@
           </w:tcPr>
           <w:p>
             <w:pPr>
+              <w:keepNext w:val="false"/>
               <w:spacing w:after="40" w:before="0"/>
               <w:jc w:val="left"/>
             </w:pPr>
@@ -727,6 +745,7 @@
           </w:tcPr>
           <w:p>
             <w:pPr>
+              <w:keepNext/>
               <w:spacing w:after="40" w:before="0"/>
               <w:jc w:val="center"/>
             </w:pPr>
@@ -761,6 +780,7 @@
           </w:tcPr>
           <w:p>
             <w:pPr>
+              <w:keepNext/>
               <w:spacing w:after="40" w:before="0"/>
               <w:jc w:val="left"/>
             </w:pPr>
@@ -798,6 +818,7 @@
           </w:tcPr>
           <w:p>
             <w:pPr>
+              <w:keepNext w:val="false"/>
               <w:spacing w:after="40" w:before="0"/>
               <w:jc w:val="left"/>
             </w:pPr>
@@ -857,6 +878,7 @@
           </w:tcPr>
           <w:p>
             <w:pPr>
+              <w:keepNext/>
               <w:spacing w:after="40" w:before="0"/>
               <w:jc w:val="center"/>
             </w:pPr>
@@ -891,6 +913,7 @@
           </w:tcPr>
           <w:p>
             <w:pPr>
+              <w:keepNext/>
               <w:spacing w:after="40" w:before="0"/>
               <w:jc w:val="left"/>
             </w:pPr>
@@ -928,6 +951,7 @@
           </w:tcPr>
           <w:p>
             <w:pPr>
+              <w:keepNext w:val="false"/>
               <w:spacing w:after="40" w:before="0"/>
               <w:jc w:val="left"/>
             </w:pPr>
@@ -987,6 +1011,7 @@
           </w:tcPr>
           <w:p>
             <w:pPr>
+              <w:keepNext/>
               <w:spacing w:after="40" w:before="0"/>
               <w:jc w:val="center"/>
             </w:pPr>
@@ -1021,6 +1046,7 @@
           </w:tcPr>
           <w:p>
             <w:pPr>
+              <w:keepNext/>
               <w:spacing w:after="40" w:before="0"/>
               <w:jc w:val="left"/>
             </w:pPr>
@@ -1058,6 +1084,7 @@
           </w:tcPr>
           <w:p>
             <w:pPr>
+              <w:keepNext w:val="false"/>
               <w:spacing w:after="40" w:before="0"/>
               <w:jc w:val="left"/>
             </w:pPr>
@@ -1121,6 +1148,7 @@
           </w:tcPr>
           <w:p>
             <w:pPr>
+              <w:keepNext w:val="false"/>
               <w:spacing w:after="40" w:before="0"/>
               <w:jc w:val="center"/>
             </w:pPr>
@@ -1155,6 +1183,7 @@
           </w:tcPr>
           <w:p>
             <w:pPr>
+              <w:keepNext w:val="false"/>
               <w:spacing w:after="40" w:before="0"/>
               <w:jc w:val="left"/>
             </w:pPr>
@@ -1187,6 +1216,7 @@
           </w:tcPr>
           <w:p>
             <w:pPr>
+              <w:keepNext w:val="false"/>
               <w:spacing w:after="40" w:before="0"/>
               <w:jc w:val="left"/>
             </w:pPr>
@@ -1219,6 +1249,7 @@
           </w:tcPr>
           <w:p>
             <w:pPr>
+              <w:keepNext w:val="false"/>
               <w:spacing w:after="40" w:before="0"/>
               <w:jc w:val="left"/>
             </w:pPr>
@@ -1251,6 +1282,7 @@
           </w:tcPr>
           <w:p>
             <w:pPr>
+              <w:keepNext w:val="false"/>
               <w:spacing w:after="40" w:before="0"/>
               <w:jc w:val="left"/>
             </w:pPr>
@@ -1285,6 +1317,7 @@
           </w:tcPr>
           <w:p>
             <w:pPr>
+              <w:keepNext w:val="false"/>
               <w:spacing w:after="40" w:before="0"/>
               <w:jc w:val="left"/>
             </w:pPr>
@@ -1317,6 +1350,7 @@
           </w:tcPr>
           <w:p>
             <w:pPr>
+              <w:keepNext w:val="false"/>
               <w:spacing w:after="40" w:before="0"/>
               <w:jc w:val="left"/>
             </w:pPr>
@@ -1349,6 +1383,7 @@
           </w:tcPr>
           <w:p>
             <w:pPr>
+              <w:keepNext w:val="false"/>
               <w:spacing w:after="40" w:before="0"/>
               <w:jc w:val="left"/>
             </w:pPr>
@@ -1381,6 +1416,7 @@
           </w:tcPr>
           <w:p>
             <w:pPr>
+              <w:keepNext w:val="false"/>
               <w:spacing w:after="40" w:before="0"/>
               <w:jc w:val="left"/>
             </w:pPr>
@@ -1415,6 +1451,7 @@
           </w:tcPr>
           <w:p>
             <w:pPr>
+              <w:keepNext w:val="false"/>
               <w:spacing w:after="40" w:before="0"/>
               <w:jc w:val="left"/>
             </w:pPr>
@@ -1447,6 +1484,7 @@
           </w:tcPr>
           <w:p>
             <w:pPr>
+              <w:keepNext w:val="false"/>
               <w:spacing w:after="40" w:before="0"/>
               <w:jc w:val="left"/>
             </w:pPr>
@@ -1479,6 +1517,7 @@
           </w:tcPr>
           <w:p>
             <w:pPr>
+              <w:keepNext w:val="false"/>
               <w:spacing w:after="40" w:before="0"/>
               <w:jc w:val="left"/>
             </w:pPr>
@@ -1511,6 +1550,7 @@
           </w:tcPr>
           <w:p>
             <w:pPr>
+              <w:keepNext w:val="false"/>
               <w:spacing w:after="40" w:before="0"/>
               <w:jc w:val="left"/>
             </w:pPr>
@@ -1545,6 +1585,7 @@
           </w:tcPr>
           <w:p>
             <w:pPr>
+              <w:keepNext w:val="false"/>
               <w:spacing w:after="40" w:before="0"/>
               <w:jc w:val="left"/>
             </w:pPr>
@@ -1577,6 +1618,7 @@
           </w:tcPr>
           <w:p>
             <w:pPr>
+              <w:keepNext w:val="false"/>
               <w:spacing w:after="40" w:before="0"/>
               <w:jc w:val="left"/>
             </w:pPr>
@@ -1609,6 +1651,7 @@
           </w:tcPr>
           <w:p>
             <w:pPr>
+              <w:keepNext w:val="false"/>
               <w:spacing w:after="40" w:before="0"/>
               <w:jc w:val="left"/>
             </w:pPr>
@@ -1641,6 +1684,7 @@
           </w:tcPr>
           <w:p>
             <w:pPr>
+              <w:keepNext w:val="false"/>
               <w:spacing w:after="40" w:before="0"/>
               <w:jc w:val="left"/>
             </w:pPr>
@@ -1675,6 +1719,7 @@
           </w:tcPr>
           <w:p>
             <w:pPr>
+              <w:keepNext w:val="false"/>
               <w:spacing w:after="40" w:before="0"/>
               <w:jc w:val="left"/>
             </w:pPr>
@@ -1707,6 +1752,7 @@
           </w:tcPr>
           <w:p>
             <w:pPr>
+              <w:keepNext w:val="false"/>
               <w:spacing w:after="40" w:before="0"/>
               <w:jc w:val="left"/>
             </w:pPr>
@@ -1739,6 +1785,7 @@
           </w:tcPr>
           <w:p>
             <w:pPr>
+              <w:keepNext w:val="false"/>
               <w:spacing w:after="40" w:before="0"/>
               <w:jc w:val="left"/>
             </w:pPr>
@@ -1771,6 +1818,7 @@
           </w:tcPr>
           <w:p>
             <w:pPr>
+              <w:keepNext w:val="false"/>
               <w:spacing w:after="40" w:before="0"/>
               <w:jc w:val="left"/>
             </w:pPr>
@@ -1805,6 +1853,7 @@
           </w:tcPr>
           <w:p>
             <w:pPr>
+              <w:keepNext w:val="false"/>
               <w:spacing w:after="40" w:before="0"/>
               <w:jc w:val="left"/>
             </w:pPr>
@@ -1837,6 +1886,7 @@
           </w:tcPr>
           <w:p>
             <w:pPr>
+              <w:keepNext w:val="false"/>
               <w:spacing w:after="40" w:before="0"/>
               <w:jc w:val="left"/>
             </w:pPr>
@@ -1869,6 +1919,7 @@
           </w:tcPr>
           <w:p>
             <w:pPr>
+              <w:keepNext w:val="false"/>
               <w:spacing w:after="40" w:before="0"/>
               <w:jc w:val="left"/>
             </w:pPr>
@@ -1901,6 +1952,7 @@
           </w:tcPr>
           <w:p>
             <w:pPr>
+              <w:keepNext w:val="false"/>
               <w:spacing w:after="40" w:before="0"/>
               <w:jc w:val="left"/>
             </w:pPr>
@@ -2039,7 +2091,7 @@
         </w:rPr>
         <w:t xml:space="preserve">© 2026 SeaVuria and ARES. This work is licensed under a </w:t>
       </w:r>
-      <w:hyperlink w:history="1" r:id="rId2umntlbtsr1rniiykd0va">
+      <w:hyperlink w:history="1" r:id="rId18_n2-vkmyx20gi2o59jg">
         <w:r>
           <w:rPr>
             <w:rFonts w:ascii="Arial" w:cs="Arial" w:eastAsia="Arial" w:hAnsi="Arial"/>
@@ -2059,7 +2111,7 @@
         </w:rPr>
         <w:t xml:space="preserve"> (</w:t>
       </w:r>
-      <w:hyperlink w:history="1" r:id="rIdzkbbzphhvv5wuoqwhvdzb">
+      <w:hyperlink w:history="1" r:id="rIds1w9i7girzgogwkozpbaj">
         <w:r>
           <w:rPr>
             <w:rFonts w:ascii="Arial" w:cs="Arial" w:eastAsia="Arial" w:hAnsi="Arial"/>
@@ -2079,7 +2131,7 @@
         </w:rPr>
         <w:t xml:space="preserve">). To view a copy of this license, visit </w:t>
       </w:r>
-      <w:hyperlink w:history="1" r:id="rIddxf6ky6tghlwmlk4cfjwq">
+      <w:hyperlink w:history="1" r:id="rIdx-xggxygq9chqdurnxjcr">
         <w:r>
           <w:rPr>
             <w:rFonts w:ascii="Arial" w:cs="Arial" w:eastAsia="Arial" w:hAnsi="Arial"/>

--- a/data/outputs/v2/Physics/SS3.1_Radioactivity_and_Stability_of_Isotopes/Physics_Radioactivity_and_Stability_of_Isotopes_FinalExplanation.docx
+++ b/data/outputs/v2/Physics/SS3.1_Radioactivity_and_Stability_of_Isotopes/Physics_Radioactivity_and_Stability_of_Isotopes_FinalExplanation.docx
@@ -2091,7 +2091,7 @@
         </w:rPr>
         <w:t xml:space="preserve">© 2026 SeaVuria and ARES. This work is licensed under a </w:t>
       </w:r>
-      <w:hyperlink w:history="1" r:id="rId18_n2-vkmyx20gi2o59jg">
+      <w:hyperlink w:history="1" r:id="rId2b9lzvy0bbvybxbryqmso">
         <w:r>
           <w:rPr>
             <w:rFonts w:ascii="Arial" w:cs="Arial" w:eastAsia="Arial" w:hAnsi="Arial"/>
@@ -2111,7 +2111,7 @@
         </w:rPr>
         <w:t xml:space="preserve"> (</w:t>
       </w:r>
-      <w:hyperlink w:history="1" r:id="rIds1w9i7girzgogwkozpbaj">
+      <w:hyperlink w:history="1" r:id="rIdrwficz7ceslx2vl48l58g">
         <w:r>
           <w:rPr>
             <w:rFonts w:ascii="Arial" w:cs="Arial" w:eastAsia="Arial" w:hAnsi="Arial"/>
@@ -2131,7 +2131,7 @@
         </w:rPr>
         <w:t xml:space="preserve">). To view a copy of this license, visit </w:t>
       </w:r>
-      <w:hyperlink w:history="1" r:id="rIdx-xggxygq9chqdurnxjcr">
+      <w:hyperlink w:history="1" r:id="rId5_mqqjnyh75rjgah9ghoc">
         <w:r>
           <w:rPr>
             <w:rFonts w:ascii="Arial" w:cs="Arial" w:eastAsia="Arial" w:hAnsi="Arial"/>
